--- a/Fase 1/Evidencias Proyecto/Estado de avance.docx
+++ b/Fase 1/Evidencias Proyecto/Estado de avance.docx
@@ -1014,7 +1014,7 @@
     <w:tbl>
       <w:tblPr>
         <w:tblStyle w:val="Table3"/>
-        <w:tblW w:w="9350.0" w:type="dxa"/>
+        <w:tblW w:w="9345.0" w:type="dxa"/>
         <w:jc w:val="left"/>
         <w:tblBorders>
           <w:top w:color="000000" w:space="0" w:sz="4" w:val="single"/>
@@ -1028,22 +1028,22 @@
         <w:tblLook w:val="0400"/>
       </w:tblPr>
       <w:tblGrid>
-        <w:gridCol w:w="1519"/>
-        <w:gridCol w:w="1212"/>
-        <w:gridCol w:w="1686"/>
-        <w:gridCol w:w="1256"/>
-        <w:gridCol w:w="1259"/>
-        <w:gridCol w:w="1113"/>
-        <w:gridCol w:w="1305"/>
+        <w:gridCol w:w="1515"/>
+        <w:gridCol w:w="1215"/>
+        <w:gridCol w:w="1680"/>
+        <w:gridCol w:w="1260"/>
+        <w:gridCol w:w="1260"/>
+        <w:gridCol w:w="855"/>
+        <w:gridCol w:w="1560"/>
         <w:tblGridChange w:id="0">
           <w:tblGrid>
-            <w:gridCol w:w="1519"/>
-            <w:gridCol w:w="1212"/>
-            <w:gridCol w:w="1686"/>
-            <w:gridCol w:w="1256"/>
-            <w:gridCol w:w="1259"/>
-            <w:gridCol w:w="1113"/>
-            <w:gridCol w:w="1305"/>
+            <w:gridCol w:w="1515"/>
+            <w:gridCol w:w="1215"/>
+            <w:gridCol w:w="1680"/>
+            <w:gridCol w:w="1260"/>
+            <w:gridCol w:w="1260"/>
+            <w:gridCol w:w="855"/>
+            <w:gridCol w:w="1560"/>
           </w:tblGrid>
         </w:tblGridChange>
       </w:tblGrid>
@@ -1235,7 +1235,7 @@
                 <w:szCs w:val="20"/>
                 <w:rtl w:val="0"/>
               </w:rPr>
-              <w:t xml:space="preserve">Porcentaje de avance</w:t>
+              <w:t xml:space="preserve">% de avance</w:t>
             </w:r>
             <w:r>
               <w:rPr>
@@ -1599,7 +1599,7 @@
                 <w:szCs w:val="20"/>
                 <w:rtl w:val="0"/>
               </w:rPr>
-              <w:t xml:space="preserve">Desarrollo de módulo de autenticación funcional.</w:t>
+              <w:t xml:space="preserve">Desarrollo de módulo de autenticación funcional y panel de gestión.</w:t>
             </w:r>
           </w:p>
         </w:tc>
@@ -1641,7 +1641,7 @@
                 <w:szCs w:val="20"/>
                 <w:rtl w:val="0"/>
               </w:rPr>
-              <w:t xml:space="preserve">Implementar el módulo de autenticación compatible con el flujo actual de la app.</w:t>
+              <w:t xml:space="preserve">Implementar el módulo de autenticación compatible con el flujo actual de la app. Desarrollo inicial del panel de gestión.</w:t>
             </w:r>
           </w:p>
           <w:p>
@@ -1732,13 +1732,15 @@
                 <w:szCs w:val="20"/>
               </w:rPr>
             </w:pPr>
-            <w:r>
-              <w:rPr>
-                <w:sz w:val="20"/>
-                <w:szCs w:val="20"/>
-                <w:rtl w:val="0"/>
-              </w:rPr>
-              <w:t xml:space="preserve">-</w:t>
+            <w:bookmarkStart w:colFirst="0" w:colLast="0" w:name="_heading=h.wewsyefopyk8" w:id="2"/>
+            <w:bookmarkEnd w:id="2"/>
+            <w:r>
+              <w:rPr>
+                <w:sz w:val="20"/>
+                <w:szCs w:val="20"/>
+                <w:rtl w:val="0"/>
+              </w:rPr>
+              <w:t xml:space="preserve">Módulo de autenticación y registros de autenticación exitosa.</w:t>
             </w:r>
           </w:p>
         </w:tc>
@@ -1896,13 +1898,15 @@
                 <w:szCs w:val="20"/>
               </w:rPr>
             </w:pPr>
-            <w:r>
-              <w:rPr>
-                <w:sz w:val="20"/>
-                <w:szCs w:val="20"/>
-                <w:rtl w:val="0"/>
-              </w:rPr>
-              <w:t xml:space="preserve">-</w:t>
+            <w:bookmarkStart w:colFirst="0" w:colLast="0" w:name="_heading=h.wewsyefopyk8" w:id="2"/>
+            <w:bookmarkEnd w:id="2"/>
+            <w:r>
+              <w:rPr>
+                <w:sz w:val="20"/>
+                <w:szCs w:val="20"/>
+                <w:rtl w:val="0"/>
+              </w:rPr>
+              <w:t xml:space="preserve">Código de ingesta de datos funcional e integración con la base de datos. </w:t>
             </w:r>
           </w:p>
         </w:tc>
@@ -1927,7 +1931,7 @@
                 <w:szCs w:val="20"/>
                 <w:rtl w:val="0"/>
               </w:rPr>
-              <w:t xml:space="preserve">Desarrollo completo de integraciones (Fitbit y hltd)</w:t>
+              <w:t xml:space="preserve">Desarrollo completo de integraciones (Fitbit y Oura)</w:t>
             </w:r>
           </w:p>
         </w:tc>
@@ -1969,7 +1973,7 @@
                 <w:szCs w:val="20"/>
                 <w:rtl w:val="0"/>
               </w:rPr>
-              <w:t xml:space="preserve">Integrar de forma nativa los proveedores Ultrahuman, Fitbit y hltd, normalizando sus datos al modelo unificado de métricas.</w:t>
+              <w:t xml:space="preserve">Integrar de forma nativa los proveedores Ultrahuman, Fitbit y Oura, normalizando sus datos al modelo unificado de métricas.</w:t>
             </w:r>
           </w:p>
         </w:tc>
@@ -2047,13 +2051,15 @@
                 <w:szCs w:val="20"/>
               </w:rPr>
             </w:pPr>
-            <w:r>
-              <w:rPr>
-                <w:sz w:val="20"/>
-                <w:szCs w:val="20"/>
-                <w:rtl w:val="0"/>
-              </w:rPr>
-              <w:t xml:space="preserve">-</w:t>
+            <w:bookmarkStart w:colFirst="0" w:colLast="0" w:name="_heading=h.wewsyefopyk8" w:id="2"/>
+            <w:bookmarkEnd w:id="2"/>
+            <w:r>
+              <w:rPr>
+                <w:sz w:val="20"/>
+                <w:szCs w:val="20"/>
+                <w:rtl w:val="0"/>
+              </w:rPr>
+              <w:t xml:space="preserve">Avance de API funcional con integraciones de Fitbit y Oura.</w:t>
             </w:r>
           </w:p>
         </w:tc>
@@ -2120,7 +2126,7 @@
                 <w:szCs w:val="20"/>
                 <w:rtl w:val="0"/>
               </w:rPr>
-              <w:t xml:space="preserve">Validar el comportamiento equivalente del backend propio frente a la API oficial de Spike.</w:t>
+              <w:t xml:space="preserve">Validar el comportamiento equivalente de la plataforma frente a la API oficial de Spike.</w:t>
             </w:r>
           </w:p>
         </w:tc>
@@ -2198,13 +2204,15 @@
                 <w:szCs w:val="20"/>
               </w:rPr>
             </w:pPr>
-            <w:r>
-              <w:rPr>
-                <w:sz w:val="20"/>
-                <w:szCs w:val="20"/>
-                <w:rtl w:val="0"/>
-              </w:rPr>
-              <w:t xml:space="preserve">-</w:t>
+            <w:bookmarkStart w:colFirst="0" w:colLast="0" w:name="_heading=h.wewsyefopyk8" w:id="2"/>
+            <w:bookmarkEnd w:id="2"/>
+            <w:r>
+              <w:rPr>
+                <w:sz w:val="20"/>
+                <w:szCs w:val="20"/>
+                <w:rtl w:val="0"/>
+              </w:rPr>
+              <w:t xml:space="preserve">Informe de pruebas y defectos.</w:t>
             </w:r>
           </w:p>
         </w:tc>
@@ -2349,13 +2357,15 @@
                 <w:szCs w:val="20"/>
               </w:rPr>
             </w:pPr>
-            <w:r>
-              <w:rPr>
-                <w:sz w:val="20"/>
-                <w:szCs w:val="20"/>
-                <w:rtl w:val="0"/>
-              </w:rPr>
-              <w:t xml:space="preserve">-</w:t>
+            <w:bookmarkStart w:colFirst="0" w:colLast="0" w:name="_heading=h.wewsyefopyk8" w:id="2"/>
+            <w:bookmarkEnd w:id="2"/>
+            <w:r>
+              <w:rPr>
+                <w:sz w:val="20"/>
+                <w:szCs w:val="20"/>
+                <w:rtl w:val="0"/>
+              </w:rPr>
+              <w:t xml:space="preserve">Producto final y repositorio de GitHub.</w:t>
             </w:r>
           </w:p>
         </w:tc>
@@ -2500,13 +2510,15 @@
                 <w:szCs w:val="20"/>
               </w:rPr>
             </w:pPr>
-            <w:r>
-              <w:rPr>
-                <w:sz w:val="20"/>
-                <w:szCs w:val="20"/>
-                <w:rtl w:val="0"/>
-              </w:rPr>
-              <w:t xml:space="preserve">-</w:t>
+            <w:bookmarkStart w:colFirst="0" w:colLast="0" w:name="_heading=h.wewsyefopyk8" w:id="2"/>
+            <w:bookmarkEnd w:id="2"/>
+            <w:r>
+              <w:rPr>
+                <w:sz w:val="20"/>
+                <w:szCs w:val="20"/>
+                <w:rtl w:val="0"/>
+              </w:rPr>
+              <w:t xml:space="preserve">Documentación final del producto con evidencias de desarrollo. Informe de cierre del proyecto.</w:t>
             </w:r>
           </w:p>
         </w:tc>
@@ -2520,8 +2532,8 @@
           <w:szCs w:val="28"/>
         </w:rPr>
       </w:pPr>
-      <w:bookmarkStart w:colFirst="0" w:colLast="0" w:name="_heading=h.ur5cdbkx5gyh" w:id="2"/>
-      <w:bookmarkEnd w:id="2"/>
+      <w:bookmarkStart w:colFirst="0" w:colLast="0" w:name="_heading=h.ur5cdbkx5gyh" w:id="3"/>
+      <w:bookmarkEnd w:id="3"/>
       <w:r>
         <w:rPr>
           <w:rtl w:val="0"/>
@@ -2545,8 +2557,8 @@
           <w:color w:val="2e74b5"/>
         </w:rPr>
       </w:pPr>
-      <w:bookmarkStart w:colFirst="0" w:colLast="0" w:name="_heading=h.tt4ziyhxer7k" w:id="3"/>
-      <w:bookmarkEnd w:id="3"/>
+      <w:bookmarkStart w:colFirst="0" w:colLast="0" w:name="_heading=h.tt4ziyhxer7k" w:id="4"/>
+      <w:bookmarkEnd w:id="4"/>
       <w:r>
         <w:rPr>
           <w:color w:val="2e74b5"/>
@@ -2884,8 +2896,8 @@
           <w:color w:val="2e74b5"/>
         </w:rPr>
       </w:pPr>
-      <w:bookmarkStart w:colFirst="0" w:colLast="0" w:name="_heading=h.whrfj08tr40m" w:id="4"/>
-      <w:bookmarkEnd w:id="4"/>
+      <w:bookmarkStart w:colFirst="0" w:colLast="0" w:name="_heading=h.whrfj08tr40m" w:id="5"/>
+      <w:bookmarkEnd w:id="5"/>
       <w:r>
         <w:rPr>
           <w:color w:val="2e74b5"/>
@@ -3188,7 +3200,7 @@
                 <w:szCs w:val="20"/>
                 <w:rtl w:val="0"/>
               </w:rPr>
-              <w:t xml:space="preserve">Hosting / despliegue del backend</w:t>
+              <w:t xml:space="preserve">Hosting / despliegue</w:t>
             </w:r>
           </w:p>
         </w:tc>
@@ -3524,8 +3536,9 @@
     <w:tbl>
       <w:tblPr>
         <w:tblStyle w:val="Table7"/>
-        <w:tblW w:w="9315.0" w:type="dxa"/>
+        <w:tblW w:w="10110.0" w:type="dxa"/>
         <w:jc w:val="left"/>
+        <w:tblInd w:w="-435.0" w:type="dxa"/>
         <w:tblBorders>
           <w:top w:color="000000" w:space="0" w:sz="4" w:val="single"/>
           <w:left w:color="000000" w:space="0" w:sz="4" w:val="single"/>
@@ -3538,14 +3551,14 @@
         <w:tblLook w:val="0400"/>
       </w:tblPr>
       <w:tblGrid>
-        <w:gridCol w:w="3405"/>
-        <w:gridCol w:w="1275"/>
-        <w:gridCol w:w="4635"/>
+        <w:gridCol w:w="3750"/>
+        <w:gridCol w:w="1575"/>
+        <w:gridCol w:w="4785"/>
         <w:tblGridChange w:id="0">
           <w:tblGrid>
-            <w:gridCol w:w="3405"/>
-            <w:gridCol w:w="1275"/>
-            <w:gridCol w:w="4635"/>
+            <w:gridCol w:w="3750"/>
+            <w:gridCol w:w="1575"/>
+            <w:gridCol w:w="4785"/>
           </w:tblGrid>
         </w:tblGridChange>
       </w:tblGrid>
@@ -3733,7 +3746,7 @@
                 <w:szCs w:val="20"/>
                 <w:rtl w:val="0"/>
               </w:rPr>
-              <w:t xml:space="preserve">Desarrollo de módulo de autenticación funcional.</w:t>
+              <w:t xml:space="preserve">Desarrollo de módulo de autenticación funcional y panel de gestión.</w:t>
             </w:r>
           </w:p>
         </w:tc>
@@ -3798,7 +3811,7 @@
                 <w:szCs w:val="20"/>
                 <w:rtl w:val="0"/>
               </w:rPr>
-              <w:t xml:space="preserve">Ingesta de datos de salud funcional e integración nativa de Ultrahuman. Desarrollo de endpoints.</w:t>
+              <w:t xml:space="preserve">Ingesta de datos de salud funcional e integración nativa de Gazmin y Whoop. Desarrollo de endpoints.</w:t>
             </w:r>
           </w:p>
         </w:tc>
@@ -3838,7 +3851,7 @@
                 <w:szCs w:val="20"/>
                 <w:rtl w:val="0"/>
               </w:rPr>
-              <w:t xml:space="preserve">Reimplementación de los endpoints de consulta consumidos por la app más la integración nativa de Ultrahuman</w:t>
+              <w:t xml:space="preserve">Reimplementación de los endpoints de consulta consumidos por la app más la integración nativa de las APIs.</w:t>
             </w:r>
           </w:p>
         </w:tc>
@@ -3863,7 +3876,7 @@
                 <w:szCs w:val="20"/>
                 <w:rtl w:val="0"/>
               </w:rPr>
-              <w:t xml:space="preserve">Desarrollo completo de integraciones (Fitbit y hltd)</w:t>
+              <w:t xml:space="preserve">Desarrollo completo de integraciones (Fitbit y Oura)</w:t>
             </w:r>
           </w:p>
         </w:tc>
@@ -3903,7 +3916,7 @@
                 <w:szCs w:val="20"/>
                 <w:rtl w:val="0"/>
               </w:rPr>
-              <w:t xml:space="preserve">Integración nativa de Fitbit y hltd, completando el nuevo modelo y normalizando la información recibida</w:t>
+              <w:t xml:space="preserve">Integración nativa de Fitbit y Oura, completando el nuevo modelo y normalizando la información recibida</w:t>
             </w:r>
           </w:p>
         </w:tc>
@@ -3976,6 +3989,7 @@
       <w:tr>
         <w:trPr>
           <w:cantSplit w:val="0"/>
+          <w:trHeight w:val="245.70312499999972" w:hRule="atLeast"/>
           <w:tblHeader w:val="0"/>
         </w:trPr>
         <w:tc>
@@ -4033,7 +4047,7 @@
                 <w:szCs w:val="20"/>
                 <w:rtl w:val="0"/>
               </w:rPr>
-              <w:t xml:space="preserve">La app WellQ posee ahora un backend propio que reemplaza a  spikeapi.com, con Ultrahuman, Fitbit y HLTD integrado de manera nativa.</w:t>
+              <w:t xml:space="preserve">La app WellQ posee ahora una plataforma propia que reemplaza a  spikeapi.com, con Gazmin, Whoop, Fitbit y Oura integrados de manera nativa. Además, posee un panel de gestión que permite visualizar costes por proveedor.</w:t>
             </w:r>
           </w:p>
         </w:tc>
@@ -4106,22 +4120,7 @@
     </w:tbl>
     <w:p>
       <w:pPr>
-        <w:rPr>
-          <w:b w:val="1"/>
-          <w:bCs w:val="1"/>
-          <w:sz w:val="28"/>
-          <w:szCs w:val="28"/>
-        </w:rPr>
-      </w:pPr>
-      <w:r>
-        <w:rPr>
-          <w:rtl w:val="0"/>
-        </w:rPr>
-      </w:r>
-    </w:p>
-    <w:p>
-      <w:pPr>
-        <w:jc w:val="center"/>
+        <w:jc w:val="left"/>
         <w:rPr>
           <w:b w:val="1"/>
           <w:bCs w:val="1"/>
@@ -5167,7 +5166,7 @@
 
 <file path=customXML/item1.xml><?xml version="1.0" encoding="utf-8"?>
 <go:gDocsCustomXmlDataStorage xmlns:go="http://customooxmlschemas.google.com/" xmlns:r="http://schemas.openxmlformats.org/officeDocument/2006/relationships" uri="GoogleDocsCustomDataVersion2">
-  <go:docsCustomData xmlns:go="http://customooxmlschemas.google.com/" roundtripDataSignature="AMtx7mgjIr2IbgL04437WqQ9a8iPB6OwAw==">CgMxLjAyDmgueDRkN29od292aGkxMg5oLmtoanhpYmpidmVjZDIOaC51cjVjZGJreDVneWgyDmgudHQ0eml5aHhlcjdrMg5oLndocmZqMDh0cjQwbTgAciExbnFHQnJOTURwLUtLRkIwdDhrMUZOVG9RM0ZDc1ZleFE=</go:docsCustomData>
+  <go:docsCustomData xmlns:go="http://customooxmlschemas.google.com/" roundtripDataSignature="AMtx7mjtk8KjDT4mOyRDj3ze3uvT9INANw==">CgMxLjAyDmgueDRkN29od292aGkxMg5oLmtoanhpYmpidmVjZDIOaC53ZXdzeWVmb3B5azgyDmgud2V3c3llZm9weWs4Mg5oLndld3N5ZWZvcHlrODIOaC53ZXdzeWVmb3B5azgyDmgud2V3c3llZm9weWs4Mg5oLndld3N5ZWZvcHlrODIOaC51cjVjZGJreDVneWgyDmgudHQ0eml5aHhlcjdrMg5oLndocmZqMDh0cjQwbTgAciExbnFHQnJOTURwLUtLRkIwdDhrMUZOVG9RM0ZDc1ZleFE=</go:docsCustomData>
 </go:gDocsCustomXmlDataStorage>
 </file>
 
